--- a/pack/Internal-Review-SOP.docx
+++ b/pack/Internal-Review-SOP.docx
@@ -5,6 +5,7 @@
     <w:p>
       <w:pPr>
         <w:pStyle w:val="Title"/>
+        <w:jc w:val="center"/>
       </w:pPr>
       <w:r>
         <w:t>Internal AI Review SOP</w:t>
@@ -12,15 +13,35 @@
     </w:p>
     <w:p>
       <w:pPr>
+        <w:jc w:val="center"/>
+      </w:pPr>
+      <w:r>
+        <w:rPr>
+          <w:b/>
+          <w:color w:val="002D72"/>
+          <w:sz w:val="28"/>
+        </w:rPr>
+        <w:t>[YOUR COMPANY NAME]</w:t>
+      </w:r>
+    </w:p>
+    <w:p/>
+    <w:p>
+      <w:r>
+        <w:t>Version 1.0 | Date: [INSERT DATE]</w:t>
+      </w:r>
+    </w:p>
+    <w:p/>
+    <w:p>
+      <w:pPr>
         <w:pStyle w:val="Heading1"/>
       </w:pPr>
       <w:r>
-        <w:t>Purpose</w:t>
+        <w:t>1. Purpose</w:t>
       </w:r>
     </w:p>
     <w:p>
       <w:r>
-        <w:t>This Standard Operating Procedure outlines how to conduct periodic reviews of AI tool usage within the organization.</w:t>
+        <w:t>Process for periodic reviews of AI tool usage within the organization.</w:t>
       </w:r>
     </w:p>
     <w:p>
@@ -28,17 +49,12 @@
         <w:pStyle w:val="Heading1"/>
       </w:pPr>
       <w:r>
-        <w:t>Review Frequency</w:t>
+        <w:t>2. Frequency</w:t>
       </w:r>
     </w:p>
     <w:p>
       <w:r>
-        <w:t>- Monthly: Quick check of active tools</w:t>
-      </w:r>
-    </w:p>
-    <w:p>
-      <w:r>
-        <w:t>- Quarterly: Full audit of AI usage and policy compliance</w:t>
+        <w:t>Monthly: quick check | Quarterly: full audit | Ad-hoc: for new tool proposals.</w:t>
       </w:r>
     </w:p>
     <w:p>
@@ -46,32 +62,12 @@
         <w:pStyle w:val="Heading1"/>
       </w:pPr>
       <w:r>
-        <w:t>Review Steps</w:t>
+        <w:t>3. Steps</w:t>
       </w:r>
     </w:p>
     <w:p>
       <w:r>
-        <w:t>Step 1: Review the AI Systems Register</w:t>
-      </w:r>
-    </w:p>
-    <w:p>
-      <w:r>
-        <w:t>Step 2: Check for new unauthorized tools</w:t>
-      </w:r>
-    </w:p>
-    <w:p>
-      <w:r>
-        <w:t>Step 3: Verify incident log entries</w:t>
-      </w:r>
-    </w:p>
-    <w:p>
-      <w:r>
-        <w:t>Step 4: Update policy if needed</w:t>
-      </w:r>
-    </w:p>
-    <w:p>
-      <w:r>
-        <w:t>Step 5: Document findings and actions</w:t>
+        <w:t>1. Review register 2. Check for new tools 3. Review incidents 4. Update policy 5. Document findings 6. Report to management.</w:t>
       </w:r>
     </w:p>
     <w:p>
@@ -79,12 +75,44 @@
         <w:pStyle w:val="Heading1"/>
       </w:pPr>
       <w:r>
-        <w:t>Escalation</w:t>
+        <w:t>4. Roles</w:t>
       </w:r>
     </w:p>
     <w:p>
       <w:r>
-        <w:t>Unresolved issues or policy violations should be escalated to [Your Manager].</w:t>
+        <w:t>Employees: report new tools | Managers: ensure compliance | IT: maintain register | Policy Owner: annual review.</w:t>
+      </w:r>
+    </w:p>
+    <w:p>
+      <w:pPr>
+        <w:pStyle w:val="Heading1"/>
+      </w:pPr>
+      <w:r>
+        <w:t>5. Escalation</w:t>
+      </w:r>
+    </w:p>
+    <w:p>
+      <w:r>
+        <w:t>Serious violations: report to senior management and legal.</w:t>
+      </w:r>
+    </w:p>
+    <w:p>
+      <w:pPr>
+        <w:pStyle w:val="Heading1"/>
+      </w:pPr>
+      <w:r>
+        <w:t>6. Documentation</w:t>
+      </w:r>
+    </w:p>
+    <w:p>
+      <w:r>
+        <w:t>Maintain records for minimum 2 years.</w:t>
+      </w:r>
+    </w:p>
+    <w:p/>
+    <w:p>
+      <w:r>
+        <w:t>Next Review Date: [INSERT DATE]</w:t>
       </w:r>
     </w:p>
     <w:sectPr>
